--- a/education/jenkins/docx/chapter01_the_controller_and_the_agent.docx
+++ b/education/jenkins/docx/chapter01_the_controller_and_the_agent.docx
@@ -2,7 +2,7 @@
 <file path=word/document.xml><?xml version="1.0" encoding="utf-8"?>
 <w:document xmlns:w="http://schemas.openxmlformats.org/wordprocessingml/2006/main" xmlns:m="http://schemas.openxmlformats.org/officeDocument/2006/math" xmlns:r="http://schemas.openxmlformats.org/officeDocument/2006/relationships" xmlns:o="urn:schemas-microsoft-com:office:office" xmlns:v="urn:schemas-microsoft-com:vml" xmlns:w10="urn:schemas-microsoft-com:office:word" xmlns:a="http://schemas.openxmlformats.org/drawingml/2006/main" xmlns:pic="http://schemas.openxmlformats.org/drawingml/2006/picture" xmlns:wp="http://schemas.openxmlformats.org/drawingml/2006/wordprocessingDrawing">
   <w:body>
-    <w:bookmarkStart w:id="34" w:name="X03285e3cb59ff4107f2a869a020a81736d512da"/>
+    <w:bookmarkStart w:id="35" w:name="X03285e3cb59ff4107f2a869a020a81736d512da"/>
     <w:p>
       <w:pPr>
         <w:pStyle w:val="Heading1"/>
@@ -154,8 +154,25 @@
       <w:r>
         <w:t xml:space="preserve"> </w:t>
       </w:r>
-      <w:r>
-        <w:t xml:space="preserve">Chapter 2 (identity, and the account that survives your identity provider)</w:t>
+      <w:hyperlink r:id="rId10">
+        <w:r>
+          <w:rPr>
+            <w:rStyle w:val="Hyperlink"/>
+          </w:rPr>
+          <w:t xml:space="preserve">Chapter 2</w:t>
+        </w:r>
+      </w:hyperlink>
+      <w:r>
+        <w:t xml:space="preserve"> </w:t>
+      </w:r>
+      <w:r>
+        <w:t xml:space="preserve">— identity,</w:t>
+      </w:r>
+      <w:r>
+        <w:t xml:space="preserve"> </w:t>
+      </w:r>
+      <w:r>
+        <w:t xml:space="preserve">authorization, and why the account you were planning to keep in reserve does not exist</w:t>
       </w:r>
     </w:p>
     <w:p>
@@ -165,7 +182,7 @@
         </w:pict>
       </w:r>
     </w:p>
-    <w:bookmarkStart w:id="10" w:name="what-this-chapter-covers"/>
+    <w:bookmarkStart w:id="11" w:name="what-this-chapter-covers"/>
     <w:p>
       <w:pPr>
         <w:pStyle w:val="Heading2"/>
@@ -260,8 +277,8 @@
         </w:pict>
       </w:r>
     </w:p>
-    <w:bookmarkEnd w:id="10"/>
-    <w:bookmarkStart w:id="11" w:name="why-the-controller-runs-no-builds"/>
+    <w:bookmarkEnd w:id="11"/>
+    <w:bookmarkStart w:id="12" w:name="why-the-controller-runs-no-builds"/>
     <w:p>
       <w:pPr>
         <w:pStyle w:val="Heading2"/>
@@ -747,8 +764,8 @@
         </w:pict>
       </w:r>
     </w:p>
-    <w:bookmarkEnd w:id="11"/>
-    <w:bookmarkStart w:id="16" w:name="what-we-built"/>
+    <w:bookmarkEnd w:id="12"/>
+    <w:bookmarkStart w:id="17" w:name="what-we-built"/>
     <w:p>
       <w:pPr>
         <w:pStyle w:val="Heading2"/>
@@ -766,18 +783,18 @@
           <wp:inline>
             <wp:extent cx="6400800" cy="4263420"/>
             <wp:effectExtent b="0" l="0" r="0" t="0"/>
-            <wp:docPr descr="Figure 1 — the controller/agent split as actually built on VM 185" title="" id="13" name="Picture"/>
+            <wp:docPr descr="Figure 1 — the controller/agent split as actually built on VM 185" title="" id="14" name="Picture"/>
             <a:graphic>
               <a:graphicData uri="http://schemas.openxmlformats.org/drawingml/2006/picture">
                 <pic:pic>
                   <pic:nvPicPr>
-                    <pic:cNvPr descr="images/ch01_fig1_controller_agent.png" id="14" name="Picture"/>
+                    <pic:cNvPr descr="images/ch01_fig1_controller_agent.png" id="15" name="Picture"/>
                     <pic:cNvPicPr>
                       <a:picLocks noChangeArrowheads="1" noChangeAspect="1"/>
                     </pic:cNvPicPr>
                   </pic:nvPicPr>
                   <pic:blipFill>
-                    <a:blip r:embed="rId12"/>
+                    <a:blip r:embed="rId13"/>
                     <a:stretch>
                       <a:fillRect/>
                     </a:stretch>
@@ -1305,7 +1322,7 @@
         <w:t xml:space="preserve">decides who counts as logged in. That is Chapter 2’s problem, and it is named here so it is not a surprise there.</w:t>
       </w:r>
     </w:p>
-    <w:bookmarkStart w:id="15" w:name="where-the-jenkins-url-actually-matters"/>
+    <w:bookmarkStart w:id="16" w:name="where-the-jenkins-url-actually-matters"/>
     <w:p>
       <w:pPr>
         <w:pStyle w:val="Heading3"/>
@@ -1411,9 +1428,9 @@
         </w:pict>
       </w:r>
     </w:p>
-    <w:bookmarkEnd w:id="15"/>
     <w:bookmarkEnd w:id="16"/>
-    <w:bookmarkStart w:id="20" w:name="Xcd0915aa4e088e1e876cdad7f0f781284953803"/>
+    <w:bookmarkEnd w:id="17"/>
+    <w:bookmarkStart w:id="21" w:name="Xcd0915aa4e088e1e876cdad7f0f781284953803"/>
     <w:p>
       <w:pPr>
         <w:pStyle w:val="Heading2"/>
@@ -1466,7 +1483,7 @@
         <w:t xml:space="preserve">.</w:t>
       </w:r>
     </w:p>
-    <w:bookmarkStart w:id="17" w:name="X487bf62b02ec9991d43de3c35f1645a158e77ac"/>
+    <w:bookmarkStart w:id="18" w:name="X487bf62b02ec9991d43de3c35f1645a158e77ac"/>
     <w:p>
       <w:pPr>
         <w:pStyle w:val="Heading3"/>
@@ -2101,8 +2118,8 @@
         <w:t xml:space="preserve">it, and it will not look like an expiry — it will look like this same puzzle again.</w:t>
       </w:r>
     </w:p>
-    <w:bookmarkEnd w:id="17"/>
-    <w:bookmarkStart w:id="18" w:name="Xb30f1b9eab9a093214ec09063d6d3419f2eb7d6"/>
+    <w:bookmarkEnd w:id="18"/>
+    <w:bookmarkStart w:id="19" w:name="Xb30f1b9eab9a093214ec09063d6d3419f2eb7d6"/>
     <w:p>
       <w:pPr>
         <w:pStyle w:val="Heading3"/>
@@ -2315,8 +2332,8 @@
         <w:t xml:space="preserve">returns a confident wrong answer.</w:t>
       </w:r>
     </w:p>
-    <w:bookmarkEnd w:id="18"/>
-    <w:bookmarkStart w:id="19" w:name="and-the-version-everyone-quotes-is-stale"/>
+    <w:bookmarkEnd w:id="19"/>
+    <w:bookmarkStart w:id="20" w:name="and-the-version-everyone-quotes-is-stale"/>
     <w:p>
       <w:pPr>
         <w:pStyle w:val="Heading3"/>
@@ -2675,9 +2692,9 @@
         </w:pict>
       </w:r>
     </w:p>
-    <w:bookmarkEnd w:id="19"/>
     <w:bookmarkEnd w:id="20"/>
-    <w:bookmarkStart w:id="22" w:name="X1a22a2777e3b3fa29b754bb28ac3505391bdfd4"/>
+    <w:bookmarkEnd w:id="21"/>
+    <w:bookmarkStart w:id="23" w:name="X1a22a2777e3b3fa29b754bb28ac3505391bdfd4"/>
     <w:p>
       <w:pPr>
         <w:pStyle w:val="Heading2"/>
@@ -2994,7 +3011,7 @@
         <w:t xml:space="preserve">.</w:t>
       </w:r>
     </w:p>
-    <w:bookmarkStart w:id="21" w:name="Xa4fba0ce30cf5a9009ed2856d0eefdd3610da24"/>
+    <w:bookmarkStart w:id="22" w:name="Xa4fba0ce30cf5a9009ed2856d0eefdd3610da24"/>
     <w:p>
       <w:pPr>
         <w:pStyle w:val="Heading3"/>
@@ -3380,9 +3397,9 @@
         </w:pict>
       </w:r>
     </w:p>
-    <w:bookmarkEnd w:id="21"/>
     <w:bookmarkEnd w:id="22"/>
-    <w:bookmarkStart w:id="26" w:name="X5688068d7cd58ca66e85a9bcb1c0e52de305bd4"/>
+    <w:bookmarkEnd w:id="23"/>
+    <w:bookmarkStart w:id="27" w:name="X5688068d7cd58ca66e85a9bcb1c0e52de305bd4"/>
     <w:p>
       <w:pPr>
         <w:pStyle w:val="Heading2"/>
@@ -3659,7 +3676,7 @@
         <w:t xml:space="preserve">.</w:t>
       </w:r>
     </w:p>
-    <w:bookmarkStart w:id="23" w:name="why-ssh-here"/>
+    <w:bookmarkStart w:id="24" w:name="why-ssh-here"/>
     <w:p>
       <w:pPr>
         <w:pStyle w:val="Heading3"/>
@@ -3894,8 +3911,8 @@
         <w:t xml:space="preserve">hosts is SSH-launched agents, and for ephemeral fleets it is plugin-managed inbound ones.</w:t>
       </w:r>
     </w:p>
-    <w:bookmarkEnd w:id="23"/>
-    <w:bookmarkStart w:id="24" w:name="what-was-actually-created"/>
+    <w:bookmarkEnd w:id="24"/>
+    <w:bookmarkStart w:id="25" w:name="what-was-actually-created"/>
     <w:p>
       <w:pPr>
         <w:pStyle w:val="Heading3"/>
@@ -4470,8 +4487,8 @@
         <w:t xml:space="preserve">.</w:t>
       </w:r>
     </w:p>
-    <w:bookmarkEnd w:id="24"/>
-    <w:bookmarkStart w:id="25" w:name="pinning-the-host-key"/>
+    <w:bookmarkEnd w:id="25"/>
+    <w:bookmarkStart w:id="26" w:name="pinning-the-host-key"/>
     <w:p>
       <w:pPr>
         <w:pStyle w:val="Heading3"/>
@@ -4640,9 +4657,9 @@
         </w:pict>
       </w:r>
     </w:p>
-    <w:bookmarkEnd w:id="25"/>
     <w:bookmarkEnd w:id="26"/>
-    <w:bookmarkStart w:id="27" w:name="X1a0aafdbbd0d8fab8b329541c9b670f30dde360"/>
+    <w:bookmarkEnd w:id="27"/>
+    <w:bookmarkStart w:id="28" w:name="X1a0aafdbbd0d8fab8b329541c9b670f30dde360"/>
     <w:p>
       <w:pPr>
         <w:pStyle w:val="Heading2"/>
@@ -5081,8 +5098,8 @@
         </w:pict>
       </w:r>
     </w:p>
-    <w:bookmarkEnd w:id="27"/>
-    <w:bookmarkStart w:id="30" w:name="X9423be9b253559ea029db4046598948852b7804"/>
+    <w:bookmarkEnd w:id="28"/>
+    <w:bookmarkStart w:id="31" w:name="X9423be9b253559ea029db4046598948852b7804"/>
     <w:p>
       <w:pPr>
         <w:pStyle w:val="Heading2"/>
@@ -5286,7 +5303,7 @@
         <w:t xml:space="preserve">— which matters, because Jenkins policy is configuration and configuration drifts.</w:t>
       </w:r>
     </w:p>
-    <w:bookmarkStart w:id="28" w:name="X86f91526094e6ef2aa7da4518fc8ed62c621b37"/>
+    <w:bookmarkStart w:id="29" w:name="X86f91526094e6ef2aa7da4518fc8ed62c621b37"/>
     <w:p>
       <w:pPr>
         <w:pStyle w:val="Heading3"/>
@@ -5761,8 +5778,8 @@
         <w:t xml:space="preserve">.</w:t>
       </w:r>
     </w:p>
-    <w:bookmarkEnd w:id="28"/>
-    <w:bookmarkStart w:id="29" w:name="the-second-privilege-plane"/>
+    <w:bookmarkEnd w:id="29"/>
+    <w:bookmarkStart w:id="30" w:name="the-second-privilege-plane"/>
     <w:p>
       <w:pPr>
         <w:pStyle w:val="Heading3"/>
@@ -6179,9 +6196,9 @@
         </w:pict>
       </w:r>
     </w:p>
-    <w:bookmarkEnd w:id="29"/>
     <w:bookmarkEnd w:id="30"/>
-    <w:bookmarkStart w:id="31" w:name="commands-to-know-by-heart"/>
+    <w:bookmarkEnd w:id="31"/>
+    <w:bookmarkStart w:id="32" w:name="commands-to-know-by-heart"/>
     <w:p>
       <w:pPr>
         <w:pStyle w:val="Heading2"/>
@@ -7084,8 +7101,8 @@
         </w:pict>
       </w:r>
     </w:p>
-    <w:bookmarkEnd w:id="31"/>
-    <w:bookmarkStart w:id="32" w:name="glossary"/>
+    <w:bookmarkEnd w:id="32"/>
+    <w:bookmarkStart w:id="33" w:name="glossary"/>
     <w:p>
       <w:pPr>
         <w:pStyle w:val="Heading2"/>
@@ -7426,7 +7443,7 @@
                 <w:b/>
                 <w:bCs/>
               </w:rPr>
-              <w:t xml:space="preserve">Break-glass account</w:t>
+              <w:t xml:space="preserve">Break-glass</w:t>
             </w:r>
           </w:p>
         </w:tc>
@@ -7437,7 +7454,23 @@
               <w:pStyle w:val="Compact"/>
             </w:pPr>
             <w:r>
-              <w:t xml:space="preserve">A local login that keeps working when the external identity provider does not. Chapter 2</w:t>
+              <w:t xml:space="preserve">Recovery when normal login fails. On most systems a local account; ⚠️</w:t>
+            </w:r>
+            <w:r>
+              <w:t xml:space="preserve"> </w:t>
+            </w:r>
+            <w:r>
+              <w:rPr>
+                <w:b/>
+                <w:bCs/>
+              </w:rPr>
+              <w:t xml:space="preserve">on Jenkins there is no such account</w:t>
+            </w:r>
+            <w:r>
+              <w:t xml:space="preserve"> </w:t>
+            </w:r>
+            <w:r>
+              <w:t xml:space="preserve">— it is root on the host. Chapter 2</w:t>
             </w:r>
           </w:p>
         </w:tc>
@@ -7506,8 +7539,8 @@
         </w:pict>
       </w:r>
     </w:p>
-    <w:bookmarkEnd w:id="32"/>
-    <w:bookmarkStart w:id="33" w:name="check-yourself"/>
+    <w:bookmarkEnd w:id="33"/>
+    <w:bookmarkStart w:id="34" w:name="check-yourself"/>
     <w:p>
       <w:pPr>
         <w:pStyle w:val="Heading2"/>
@@ -7827,8 +7860,8 @@
         <w:t xml:space="preserve">documentation — in one sentence, without naming any of the three. (§3)</w:t>
       </w:r>
     </w:p>
-    <w:bookmarkEnd w:id="33"/>
     <w:bookmarkEnd w:id="34"/>
+    <w:bookmarkEnd w:id="35"/>
     <w:sectPr>
       <w:footerReference r:id="rIdEduFooter" w:type="default"/>
       <w:pgSz w:h="15840" w:w="12240"/>
